--- a/docs/03_Lessons_Learned_FHIRAssistant_v1.1.0.docx
+++ b/docs/03_Lessons_Learned_FHIRAssistant_v1.1.0.docx
@@ -312,6 +312,110 @@
     <w:p>
       <w:r>
         <w:t>The launcher mode (floating button) and chatbot key (fhir-management) are parameterized in inject.js — the same /agentic/inject.js asset serves both the Interop Editor (mode=header, chatbot=interop) and the FHIR Management page (mode=floating, chatbot=fhir-management). No code duplication.</w:t>
+      </w:r>
+    </w:p>
+    <w:p>
+      <w:pPr>
+        <w:jc w:val="center"/>
+      </w:pPr>
+      <w:r>
+        <w:drawing>
+          <wp:inline xmlns:a="http://schemas.openxmlformats.org/drawingml/2006/main" xmlns:pic="http://schemas.openxmlformats.org/drawingml/2006/picture">
+            <wp:extent cx="5486400" cy="3429000"/>
+            <wp:docPr id="1" name="Picture 1"/>
+            <wp:cNvGraphicFramePr>
+              <a:graphicFrameLocks noChangeAspect="1"/>
+            </wp:cNvGraphicFramePr>
+            <a:graphic>
+              <a:graphicData uri="http://schemas.openxmlformats.org/drawingml/2006/picture">
+                <pic:pic>
+                  <pic:nvPicPr>
+                    <pic:cNvPr id="0" name="20_fhir_management.png"/>
+                    <pic:cNvPicPr/>
+                  </pic:nvPicPr>
+                  <pic:blipFill>
+                    <a:blip r:embed="rId9"/>
+                    <a:stretch>
+                      <a:fillRect/>
+                    </a:stretch>
+                  </pic:blipFill>
+                  <pic:spPr>
+                    <a:xfrm>
+                      <a:off x="0" y="0"/>
+                      <a:ext cx="5486400" cy="3429000"/>
+                    </a:xfrm>
+                    <a:prstGeom prst="rect"/>
+                  </pic:spPr>
+                </pic:pic>
+              </a:graphicData>
+            </a:graphic>
+          </wp:inline>
+        </w:drawing>
+      </w:r>
+    </w:p>
+    <w:p>
+      <w:pPr>
+        <w:jc w:val="center"/>
+      </w:pPr>
+      <w:r>
+        <w:rPr>
+          <w:i/>
+          <w:color w:val="6A6A6A"/>
+          <w:sz w:val="18"/>
+        </w:rPr>
+        <w:t>Figure 8.1 — FHIR Server Management page with the FHIR Assistant launcher injected. Users discover the agent without navigating away.</w:t>
+      </w:r>
+    </w:p>
+    <w:p>
+      <w:pPr>
+        <w:jc w:val="center"/>
+      </w:pPr>
+      <w:r>
+        <w:drawing>
+          <wp:inline xmlns:a="http://schemas.openxmlformats.org/drawingml/2006/main" xmlns:pic="http://schemas.openxmlformats.org/drawingml/2006/picture">
+            <wp:extent cx="5486400" cy="3429000"/>
+            <wp:docPr id="2" name="Picture 2"/>
+            <wp:cNvGraphicFramePr>
+              <a:graphicFrameLocks noChangeAspect="1"/>
+            </wp:cNvGraphicFramePr>
+            <a:graphic>
+              <a:graphicData uri="http://schemas.openxmlformats.org/drawingml/2006/picture">
+                <pic:pic>
+                  <pic:nvPicPr>
+                    <pic:cNvPr id="0" name="21_fhir_chatbot.png"/>
+                    <pic:cNvPicPr/>
+                  </pic:nvPicPr>
+                  <pic:blipFill>
+                    <a:blip r:embed="rId10"/>
+                    <a:stretch>
+                      <a:fillRect/>
+                    </a:stretch>
+                  </pic:blipFill>
+                  <pic:spPr>
+                    <a:xfrm>
+                      <a:off x="0" y="0"/>
+                      <a:ext cx="5486400" cy="3429000"/>
+                    </a:xfrm>
+                    <a:prstGeom prst="rect"/>
+                  </pic:spPr>
+                </pic:pic>
+              </a:graphicData>
+            </a:graphic>
+          </wp:inline>
+        </w:drawing>
+      </w:r>
+    </w:p>
+    <w:p>
+      <w:pPr>
+        <w:jc w:val="center"/>
+      </w:pPr>
+      <w:r>
+        <w:rPr>
+          <w:i/>
+          <w:color w:val="6A6A6A"/>
+          <w:sz w:val="18"/>
+        </w:rPr>
+        <w:t>Figure 8.2 — Same FHIR Assistant available standalone at /agentic/chat/index.html?chatbot=fhir-management. Both launcher and standalone routes resolve through the same Data.Chatbot row (key=fhir-management).</w:t>
       </w:r>
     </w:p>
     <w:p>
